--- a/data/raw/word/Luật-38-2013-QH13.docx
+++ b/data/raw/word/Luật-38-2013-QH13.docx
@@ -11396,7 +11396,7 @@
         <w:noProof/>
       </w:rPr>
       <w:drawing>
-        <wp:inline distT="0" distB="0" distL="0" distR="0" wp14:anchorId="35E041D1" wp14:editId="54446201">
+        <wp:inline distT="0" distB="0" distL="0" distR="0" wp14:anchorId="698552E6" wp14:editId="3E5E76D2">
           <wp:extent cx="5934075" cy="733425"/>
           <wp:effectExtent l="0" t="0" r="0" b="0"/>
           <wp:docPr id="1" name="Picture 1"/>
